--- a/docs/lr22_report_section_luke.docx
+++ b/docs/lr22_report_section_luke.docx
@@ -4,28 +4,15 @@
   <w:body>
     <w:p>
       <w:pPr>
-        <w:spacing w:after="40"/>
+        <w:spacing w:after="20"/>
       </w:pPr>
       <w:r>
         <w:rPr>
           <w:b/>
           <w:color w:val="113366"/>
-          <w:sz w:val="26"/>
+          <w:sz w:val="23"/>
         </w:rPr>
         <w:t>Objective 2.2: Multiple Linear Regression for Match Goals Scored</w:t>
-      </w:r>
-    </w:p>
-    <w:p>
-      <w:pPr>
-        <w:spacing w:after="100"/>
-      </w:pPr>
-      <w:r>
-        <w:rPr>
-          <w:i/>
-          <w:color w:val="555555"/>
-          <w:sz w:val="17"/>
-        </w:rPr>
-        <w:t>Role 3 Contribution | Dataset: lr22_team_match_208.csv (N = 208) | Target: goals_scored</w:t>
       </w:r>
     </w:p>
     <w:p>
@@ -34,16 +21,42 @@
       </w:pPr>
       <w:r>
         <w:rPr>
-          <w:b/>
-          <w:color w:val="113366"/>
-          <w:sz w:val="21"/>
+          <w:i/>
+          <w:color w:val="555555"/>
+          <w:sz w:val="16"/>
         </w:rPr>
-        <w:t>1. Model Specification &amp; Best-Subset Selection</w:t>
+        <w:t>Role 3 Deliverable | Dataset: lr22_team_match_208.csv (N = 208) | Target: goals_scored</w:t>
       </w:r>
     </w:p>
     <w:p>
       <w:r>
-        <w:t>To model the total goals scored by a team in an individual World Cup match (goals_scored, mean=1.48, var=1.94, zero-rate=26.4%), we evaluated 8 strictly pre-kick-off explanatory variables across all 255 candidate subsets. The global full model (k=8) achieved R²=0.306 and Adj. R²=0.278. Model comparison using information criteria demonstrated that eliminating redundant noise features (is_knockout, p=0.658; opp_gf_pg, p=0.580) minimised predictive penalty. The optimal model (k=6) yielded the lowest Akaike Information Criterion (AIC=665.75 vs. 669.33 full) and superior 10-fold cross-validation root mean squared error (CV RMSE=1.191 vs. 1.203). Variance Inflation Factors (VIF) for all retained features remain strictly below 3.03, confirming absence of damaging multicollinearity.</w:t>
+        <w:rPr>
+          <w:b/>
+          <w:color w:val="113366"/>
+          <w:sz w:val="19"/>
+        </w:rPr>
+        <w:t>1. Model Specification, Complete 8-Variable Estimation &amp; Selection</w:t>
+      </w:r>
+    </w:p>
+    <w:p>
+      <w:r>
+        <w:t>To predict match goals scored (goals_scored, mean=1.48, var=1.94, zero-rate=26.4%), all 8 candidate explanatory variables mandated by the assessment brief were constructed strictly pre-kick-off (date-partitioned state tracking; no post-match leakage). Table 1 reports the full baseline model (k=8, R²=0.306, Adj. R²=0.278, AIC=669.33). An exhaustive 255-subset search revealed that two features introduce noise without explanatory power: is_knockout (p=0.658) and opp_gf_pg (p=0.580). Eliminating these two yields the optimal parsimonious model (k=6), achieving lower AIC (665.75 vs. 669.33) and superior 10-fold CV RMSE (1.191 vs. 1.203). All VIF values remain strictly below 3.03, verifying the absence of harmful multicollinearity.</w:t>
+      </w:r>
+    </w:p>
+    <w:p>
+      <w:pPr>
+        <w:spacing w:before="20" w:after="20"/>
+        <w:jc w:val="center"/>
+      </w:pPr>
+      <w:r>
+        <w:rPr>
+          <w:b/>
+          <w:color w:val="113366"/>
+          <w:sz w:val="15"/>
+        </w:rPr>
+        <w:t>Full 8-Var OLS: goals_scored = -0.905 + 0.379·val + 0.285·opp_rnk + 0.800·host - 0.368·gf + 0.386·opp_ga - 0.232·rnk + 0.120·opp_gf - 0.100·ko</w:t>
+        <w:br/>
+        <w:t>Optimal 6-Var OLS: goals_scored = -0.747 + 0.386·val + 0.269·opp_rnk + 0.802·host - 0.397·gf + 0.401·opp_ga - 0.226·rnk</w:t>
       </w:r>
     </w:p>
     <w:tbl>
@@ -53,21 +66,22 @@
         <w:tblLook w:firstColumn="1" w:firstRow="1" w:lastColumn="0" w:lastRow="0" w:noHBand="0" w:noVBand="1" w:val="04A0"/>
       </w:tblPr>
       <w:tblGrid>
-        <w:gridCol w:w="1649"/>
-        <w:gridCol w:w="1649"/>
-        <w:gridCol w:w="1649"/>
-        <w:gridCol w:w="1649"/>
-        <w:gridCol w:w="1649"/>
-        <w:gridCol w:w="1649"/>
+        <w:gridCol w:w="1454"/>
+        <w:gridCol w:w="1454"/>
+        <w:gridCol w:w="1454"/>
+        <w:gridCol w:w="1454"/>
+        <w:gridCol w:w="1454"/>
+        <w:gridCol w:w="1454"/>
+        <w:gridCol w:w="1454"/>
       </w:tblGrid>
       <w:tr>
         <w:tc>
           <w:tcPr>
-            <w:tcW w:type="dxa" w:w="1649"/>
+            <w:tcW w:type="dxa" w:w="1454"/>
             <w:shd w:fill="2B5C8F"/>
             <w:tcMar>
-              <w:top w:w="40" w:type="dxa"/>
-              <w:bottom w:w="40" w:type="dxa"/>
+              <w:top w:w="25" w:type="dxa"/>
+              <w:bottom w:w="25" w:type="dxa"/>
             </w:tcMar>
           </w:tcPr>
           <w:p>
@@ -75,19 +89,19 @@
               <w:rPr>
                 <w:b/>
                 <w:color w:val="FFFFFF"/>
-                <w:sz w:val="17"/>
+                <w:sz w:val="15"/>
               </w:rPr>
-              <w:t>Predictor</w:t>
+              <w:t>Explanatory Variable</w:t>
             </w:r>
           </w:p>
         </w:tc>
         <w:tc>
           <w:tcPr>
-            <w:tcW w:type="dxa" w:w="1649"/>
+            <w:tcW w:type="dxa" w:w="1454"/>
             <w:shd w:fill="2B5C8F"/>
             <w:tcMar>
-              <w:top w:w="40" w:type="dxa"/>
-              <w:bottom w:w="40" w:type="dxa"/>
+              <w:top w:w="25" w:type="dxa"/>
+              <w:bottom w:w="25" w:type="dxa"/>
             </w:tcMar>
           </w:tcPr>
           <w:p>
@@ -95,7 +109,7 @@
               <w:rPr>
                 <w:b/>
                 <w:color w:val="FFFFFF"/>
-                <w:sz w:val="17"/>
+                <w:sz w:val="15"/>
               </w:rPr>
               <w:t>Coef (β̂)</w:t>
             </w:r>
@@ -103,11 +117,11 @@
         </w:tc>
         <w:tc>
           <w:tcPr>
-            <w:tcW w:type="dxa" w:w="1649"/>
+            <w:tcW w:type="dxa" w:w="1454"/>
             <w:shd w:fill="2B5C8F"/>
             <w:tcMar>
-              <w:top w:w="40" w:type="dxa"/>
-              <w:bottom w:w="40" w:type="dxa"/>
+              <w:top w:w="25" w:type="dxa"/>
+              <w:bottom w:w="25" w:type="dxa"/>
             </w:tcMar>
           </w:tcPr>
           <w:p>
@@ -115,7 +129,7 @@
               <w:rPr>
                 <w:b/>
                 <w:color w:val="FFFFFF"/>
-                <w:sz w:val="17"/>
+                <w:sz w:val="15"/>
               </w:rPr>
               <w:t>Std. Error</w:t>
             </w:r>
@@ -123,11 +137,11 @@
         </w:tc>
         <w:tc>
           <w:tcPr>
-            <w:tcW w:type="dxa" w:w="1649"/>
+            <w:tcW w:type="dxa" w:w="1454"/>
             <w:shd w:fill="2B5C8F"/>
             <w:tcMar>
-              <w:top w:w="40" w:type="dxa"/>
-              <w:bottom w:w="40" w:type="dxa"/>
+              <w:top w:w="25" w:type="dxa"/>
+              <w:bottom w:w="25" w:type="dxa"/>
             </w:tcMar>
           </w:tcPr>
           <w:p>
@@ -135,7 +149,7 @@
               <w:rPr>
                 <w:b/>
                 <w:color w:val="FFFFFF"/>
-                <w:sz w:val="17"/>
+                <w:sz w:val="15"/>
               </w:rPr>
               <w:t>t-stat</w:t>
             </w:r>
@@ -143,11 +157,11 @@
         </w:tc>
         <w:tc>
           <w:tcPr>
-            <w:tcW w:type="dxa" w:w="1649"/>
+            <w:tcW w:type="dxa" w:w="1454"/>
             <w:shd w:fill="2B5C8F"/>
             <w:tcMar>
-              <w:top w:w="40" w:type="dxa"/>
-              <w:bottom w:w="40" w:type="dxa"/>
+              <w:top w:w="25" w:type="dxa"/>
+              <w:bottom w:w="25" w:type="dxa"/>
             </w:tcMar>
           </w:tcPr>
           <w:p>
@@ -155,7 +169,7 @@
               <w:rPr>
                 <w:b/>
                 <w:color w:val="FFFFFF"/>
-                <w:sz w:val="17"/>
+                <w:sz w:val="15"/>
               </w:rPr>
               <w:t>p-value</w:t>
             </w:r>
@@ -163,11 +177,11 @@
         </w:tc>
         <w:tc>
           <w:tcPr>
-            <w:tcW w:type="dxa" w:w="1649"/>
+            <w:tcW w:type="dxa" w:w="1454"/>
             <w:shd w:fill="2B5C8F"/>
             <w:tcMar>
-              <w:top w:w="40" w:type="dxa"/>
-              <w:bottom w:w="40" w:type="dxa"/>
+              <w:top w:w="25" w:type="dxa"/>
+              <w:bottom w:w="25" w:type="dxa"/>
             </w:tcMar>
           </w:tcPr>
           <w:p>
@@ -175,9 +189,29 @@
               <w:rPr>
                 <w:b/>
                 <w:color w:val="FFFFFF"/>
-                <w:sz w:val="17"/>
+                <w:sz w:val="15"/>
               </w:rPr>
               <w:t>VIF</w:t>
+            </w:r>
+          </w:p>
+        </w:tc>
+        <w:tc>
+          <w:tcPr>
+            <w:tcW w:type="dxa" w:w="1454"/>
+            <w:shd w:fill="2B5C8F"/>
+            <w:tcMar>
+              <w:top w:w="25" w:type="dxa"/>
+              <w:bottom w:w="25" w:type="dxa"/>
+            </w:tcMar>
+          </w:tcPr>
+          <w:p>
+            <w:r>
+              <w:rPr>
+                <w:b/>
+                <w:color w:val="FFFFFF"/>
+                <w:sz w:val="15"/>
+              </w:rPr>
+              <w:t>Selection Status</w:t>
             </w:r>
           </w:p>
         </w:tc>
@@ -185,10 +219,10 @@
       <w:tr>
         <w:tc>
           <w:tcPr>
-            <w:tcW w:type="dxa" w:w="1649"/>
+            <w:tcW w:type="dxa" w:w="1454"/>
             <w:tcMar>
-              <w:top w:w="40" w:type="dxa"/>
-              <w:bottom w:w="40" w:type="dxa"/>
+              <w:top w:w="25" w:type="dxa"/>
+              <w:bottom w:w="25" w:type="dxa"/>
             </w:tcMar>
           </w:tcPr>
           <w:p>
@@ -198,7 +232,7 @@
             </w:pPr>
             <w:r>
               <w:rPr>
-                <w:sz w:val="16"/>
+                <w:sz w:val="14"/>
               </w:rPr>
               <w:t>Intercept (const)</w:t>
             </w:r>
@@ -206,10 +240,10 @@
         </w:tc>
         <w:tc>
           <w:tcPr>
-            <w:tcW w:type="dxa" w:w="1649"/>
+            <w:tcW w:type="dxa" w:w="1454"/>
             <w:tcMar>
-              <w:top w:w="40" w:type="dxa"/>
-              <w:bottom w:w="40" w:type="dxa"/>
+              <w:top w:w="25" w:type="dxa"/>
+              <w:bottom w:w="25" w:type="dxa"/>
             </w:tcMar>
           </w:tcPr>
           <w:p>
@@ -219,18 +253,18 @@
             </w:pPr>
             <w:r>
               <w:rPr>
-                <w:sz w:val="16"/>
+                <w:sz w:val="14"/>
               </w:rPr>
-              <w:t>-0.747</w:t>
+              <w:t>-0.905</w:t>
             </w:r>
           </w:p>
         </w:tc>
         <w:tc>
           <w:tcPr>
-            <w:tcW w:type="dxa" w:w="1649"/>
+            <w:tcW w:type="dxa" w:w="1454"/>
             <w:tcMar>
-              <w:top w:w="40" w:type="dxa"/>
-              <w:bottom w:w="40" w:type="dxa"/>
+              <w:top w:w="25" w:type="dxa"/>
+              <w:bottom w:w="25" w:type="dxa"/>
             </w:tcMar>
           </w:tcPr>
           <w:p>
@@ -240,18 +274,18 @@
             </w:pPr>
             <w:r>
               <w:rPr>
-                <w:sz w:val="16"/>
+                <w:sz w:val="14"/>
               </w:rPr>
-              <w:t>0.979</w:t>
+              <w:t>1.036</w:t>
             </w:r>
           </w:p>
         </w:tc>
         <w:tc>
           <w:tcPr>
-            <w:tcW w:type="dxa" w:w="1649"/>
+            <w:tcW w:type="dxa" w:w="1454"/>
             <w:tcMar>
-              <w:top w:w="40" w:type="dxa"/>
-              <w:bottom w:w="40" w:type="dxa"/>
+              <w:top w:w="25" w:type="dxa"/>
+              <w:bottom w:w="25" w:type="dxa"/>
             </w:tcMar>
           </w:tcPr>
           <w:p>
@@ -261,18 +295,18 @@
             </w:pPr>
             <w:r>
               <w:rPr>
-                <w:sz w:val="16"/>
+                <w:sz w:val="14"/>
               </w:rPr>
-              <w:t>-0.76</w:t>
+              <w:t>-0.87</w:t>
             </w:r>
           </w:p>
         </w:tc>
         <w:tc>
           <w:tcPr>
-            <w:tcW w:type="dxa" w:w="1649"/>
+            <w:tcW w:type="dxa" w:w="1454"/>
             <w:tcMar>
-              <w:top w:w="40" w:type="dxa"/>
-              <w:bottom w:w="40" w:type="dxa"/>
+              <w:top w:w="25" w:type="dxa"/>
+              <w:bottom w:w="25" w:type="dxa"/>
             </w:tcMar>
           </w:tcPr>
           <w:p>
@@ -282,18 +316,18 @@
             </w:pPr>
             <w:r>
               <w:rPr>
-                <w:sz w:val="16"/>
+                <w:sz w:val="14"/>
               </w:rPr>
-              <w:t>0.446</w:t>
+              <w:t>0.384</w:t>
             </w:r>
           </w:p>
         </w:tc>
         <w:tc>
           <w:tcPr>
-            <w:tcW w:type="dxa" w:w="1649"/>
+            <w:tcW w:type="dxa" w:w="1454"/>
             <w:tcMar>
-              <w:top w:w="40" w:type="dxa"/>
-              <w:bottom w:w="40" w:type="dxa"/>
+              <w:top w:w="25" w:type="dxa"/>
+              <w:bottom w:w="25" w:type="dxa"/>
             </w:tcMar>
           </w:tcPr>
           <w:p>
@@ -303,20 +337,18 @@
             </w:pPr>
             <w:r>
               <w:rPr>
-                <w:sz w:val="16"/>
+                <w:sz w:val="14"/>
               </w:rPr>
               <w:t>—</w:t>
             </w:r>
           </w:p>
         </w:tc>
-      </w:tr>
-      <w:tr>
         <w:tc>
           <w:tcPr>
-            <w:tcW w:type="dxa" w:w="1649"/>
+            <w:tcW w:type="dxa" w:w="1454"/>
             <w:tcMar>
-              <w:top w:w="40" w:type="dxa"/>
-              <w:bottom w:w="40" w:type="dxa"/>
+              <w:top w:w="25" w:type="dxa"/>
+              <w:bottom w:w="25" w:type="dxa"/>
             </w:tcMar>
           </w:tcPr>
           <w:p>
@@ -326,7 +358,30 @@
             </w:pPr>
             <w:r>
               <w:rPr>
-                <w:sz w:val="16"/>
+                <w:sz w:val="14"/>
+              </w:rPr>
+              <w:t>Retained</w:t>
+            </w:r>
+          </w:p>
+        </w:tc>
+      </w:tr>
+      <w:tr>
+        <w:tc>
+          <w:tcPr>
+            <w:tcW w:type="dxa" w:w="1454"/>
+            <w:tcMar>
+              <w:top w:w="25" w:type="dxa"/>
+              <w:bottom w:w="25" w:type="dxa"/>
+            </w:tcMar>
+          </w:tcPr>
+          <w:p>
+            <w:pPr>
+              <w:spacing w:after="20"/>
+              <w:jc w:val="left"/>
+            </w:pPr>
+            <w:r>
+              <w:rPr>
+                <w:sz w:val="14"/>
               </w:rPr>
               <w:t>team_log_value</w:t>
             </w:r>
@@ -334,10 +389,10 @@
         </w:tc>
         <w:tc>
           <w:tcPr>
-            <w:tcW w:type="dxa" w:w="1649"/>
+            <w:tcW w:type="dxa" w:w="1454"/>
             <w:tcMar>
-              <w:top w:w="40" w:type="dxa"/>
-              <w:bottom w:w="40" w:type="dxa"/>
+              <w:top w:w="25" w:type="dxa"/>
+              <w:bottom w:w="25" w:type="dxa"/>
             </w:tcMar>
           </w:tcPr>
           <w:p>
@@ -347,18 +402,18 @@
             </w:pPr>
             <w:r>
               <w:rPr>
-                <w:sz w:val="16"/>
+                <w:sz w:val="14"/>
               </w:rPr>
-              <w:t>+0.386</w:t>
+              <w:t>+0.379</w:t>
             </w:r>
           </w:p>
         </w:tc>
         <w:tc>
           <w:tcPr>
-            <w:tcW w:type="dxa" w:w="1649"/>
+            <w:tcW w:type="dxa" w:w="1454"/>
             <w:tcMar>
-              <w:top w:w="40" w:type="dxa"/>
-              <w:bottom w:w="40" w:type="dxa"/>
+              <w:top w:w="25" w:type="dxa"/>
+              <w:bottom w:w="25" w:type="dxa"/>
             </w:tcMar>
           </w:tcPr>
           <w:p>
@@ -368,18 +423,18 @@
             </w:pPr>
             <w:r>
               <w:rPr>
-                <w:sz w:val="16"/>
+                <w:sz w:val="14"/>
               </w:rPr>
-              <w:t>0.117</w:t>
+              <w:t>0.119</w:t>
             </w:r>
           </w:p>
         </w:tc>
         <w:tc>
           <w:tcPr>
-            <w:tcW w:type="dxa" w:w="1649"/>
+            <w:tcW w:type="dxa" w:w="1454"/>
             <w:tcMar>
-              <w:top w:w="40" w:type="dxa"/>
-              <w:bottom w:w="40" w:type="dxa"/>
+              <w:top w:w="25" w:type="dxa"/>
+              <w:bottom w:w="25" w:type="dxa"/>
             </w:tcMar>
           </w:tcPr>
           <w:p>
@@ -389,18 +444,18 @@
             </w:pPr>
             <w:r>
               <w:rPr>
-                <w:sz w:val="16"/>
+                <w:sz w:val="14"/>
               </w:rPr>
-              <w:t>+3.30</w:t>
+              <w:t>+3.18</w:t>
             </w:r>
           </w:p>
         </w:tc>
         <w:tc>
           <w:tcPr>
-            <w:tcW w:type="dxa" w:w="1649"/>
+            <w:tcW w:type="dxa" w:w="1454"/>
             <w:tcMar>
-              <w:top w:w="40" w:type="dxa"/>
-              <w:bottom w:w="40" w:type="dxa"/>
+              <w:top w:w="25" w:type="dxa"/>
+              <w:bottom w:w="25" w:type="dxa"/>
             </w:tcMar>
           </w:tcPr>
           <w:p>
@@ -410,18 +465,18 @@
             </w:pPr>
             <w:r>
               <w:rPr>
-                <w:sz w:val="16"/>
+                <w:sz w:val="14"/>
               </w:rPr>
-              <w:t>0.001</w:t>
+              <w:t>0.002</w:t>
             </w:r>
           </w:p>
         </w:tc>
         <w:tc>
           <w:tcPr>
-            <w:tcW w:type="dxa" w:w="1649"/>
+            <w:tcW w:type="dxa" w:w="1454"/>
             <w:tcMar>
-              <w:top w:w="40" w:type="dxa"/>
-              <w:bottom w:w="40" w:type="dxa"/>
+              <w:top w:w="25" w:type="dxa"/>
+              <w:bottom w:w="25" w:type="dxa"/>
             </w:tcMar>
           </w:tcPr>
           <w:p>
@@ -431,20 +486,18 @@
             </w:pPr>
             <w:r>
               <w:rPr>
-                <w:sz w:val="16"/>
+                <w:sz w:val="14"/>
               </w:rPr>
               <w:t>3.03</w:t>
             </w:r>
           </w:p>
         </w:tc>
-      </w:tr>
-      <w:tr>
         <w:tc>
           <w:tcPr>
-            <w:tcW w:type="dxa" w:w="1649"/>
+            <w:tcW w:type="dxa" w:w="1454"/>
             <w:tcMar>
-              <w:top w:w="40" w:type="dxa"/>
-              <w:bottom w:w="40" w:type="dxa"/>
+              <w:top w:w="25" w:type="dxa"/>
+              <w:bottom w:w="25" w:type="dxa"/>
             </w:tcMar>
           </w:tcPr>
           <w:p>
@@ -454,7 +507,30 @@
             </w:pPr>
             <w:r>
               <w:rPr>
-                <w:sz w:val="16"/>
+                <w:sz w:val="14"/>
+              </w:rPr>
+              <w:t>Retained (Key Driver)</w:t>
+            </w:r>
+          </w:p>
+        </w:tc>
+      </w:tr>
+      <w:tr>
+        <w:tc>
+          <w:tcPr>
+            <w:tcW w:type="dxa" w:w="1454"/>
+            <w:tcMar>
+              <w:top w:w="25" w:type="dxa"/>
+              <w:bottom w:w="25" w:type="dxa"/>
+            </w:tcMar>
+          </w:tcPr>
+          <w:p>
+            <w:pPr>
+              <w:spacing w:after="20"/>
+              <w:jc w:val="left"/>
+            </w:pPr>
+            <w:r>
+              <w:rPr>
+                <w:sz w:val="14"/>
               </w:rPr>
               <w:t>opp_log_rank</w:t>
             </w:r>
@@ -462,10 +538,10 @@
         </w:tc>
         <w:tc>
           <w:tcPr>
-            <w:tcW w:type="dxa" w:w="1649"/>
+            <w:tcW w:type="dxa" w:w="1454"/>
             <w:tcMar>
-              <w:top w:w="40" w:type="dxa"/>
-              <w:bottom w:w="40" w:type="dxa"/>
+              <w:top w:w="25" w:type="dxa"/>
+              <w:bottom w:w="25" w:type="dxa"/>
             </w:tcMar>
           </w:tcPr>
           <w:p>
@@ -475,18 +551,18 @@
             </w:pPr>
             <w:r>
               <w:rPr>
-                <w:sz w:val="16"/>
+                <w:sz w:val="14"/>
               </w:rPr>
-              <w:t>+0.269</w:t>
+              <w:t>+0.285</w:t>
             </w:r>
           </w:p>
         </w:tc>
         <w:tc>
           <w:tcPr>
-            <w:tcW w:type="dxa" w:w="1649"/>
+            <w:tcW w:type="dxa" w:w="1454"/>
             <w:tcMar>
-              <w:top w:w="40" w:type="dxa"/>
-              <w:bottom w:w="40" w:type="dxa"/>
+              <w:top w:w="25" w:type="dxa"/>
+              <w:bottom w:w="25" w:type="dxa"/>
             </w:tcMar>
           </w:tcPr>
           <w:p>
@@ -496,18 +572,18 @@
             </w:pPr>
             <w:r>
               <w:rPr>
-                <w:sz w:val="16"/>
+                <w:sz w:val="14"/>
               </w:rPr>
-              <w:t>0.083</w:t>
+              <w:t>0.094</w:t>
             </w:r>
           </w:p>
         </w:tc>
         <w:tc>
           <w:tcPr>
-            <w:tcW w:type="dxa" w:w="1649"/>
+            <w:tcW w:type="dxa" w:w="1454"/>
             <w:tcMar>
-              <w:top w:w="40" w:type="dxa"/>
-              <w:bottom w:w="40" w:type="dxa"/>
+              <w:top w:w="25" w:type="dxa"/>
+              <w:bottom w:w="25" w:type="dxa"/>
             </w:tcMar>
           </w:tcPr>
           <w:p>
@@ -517,18 +593,18 @@
             </w:pPr>
             <w:r>
               <w:rPr>
-                <w:sz w:val="16"/>
+                <w:sz w:val="14"/>
               </w:rPr>
-              <w:t>+3.26</w:t>
+              <w:t>+3.04</w:t>
             </w:r>
           </w:p>
         </w:tc>
         <w:tc>
           <w:tcPr>
-            <w:tcW w:type="dxa" w:w="1649"/>
+            <w:tcW w:type="dxa" w:w="1454"/>
             <w:tcMar>
-              <w:top w:w="40" w:type="dxa"/>
-              <w:bottom w:w="40" w:type="dxa"/>
+              <w:top w:w="25" w:type="dxa"/>
+              <w:bottom w:w="25" w:type="dxa"/>
             </w:tcMar>
           </w:tcPr>
           <w:p>
@@ -538,18 +614,18 @@
             </w:pPr>
             <w:r>
               <w:rPr>
-                <w:sz w:val="16"/>
+                <w:sz w:val="14"/>
               </w:rPr>
-              <w:t>0.001</w:t>
+              <w:t>0.003</w:t>
             </w:r>
           </w:p>
         </w:tc>
         <w:tc>
           <w:tcPr>
-            <w:tcW w:type="dxa" w:w="1649"/>
+            <w:tcW w:type="dxa" w:w="1454"/>
             <w:tcMar>
-              <w:top w:w="40" w:type="dxa"/>
-              <w:bottom w:w="40" w:type="dxa"/>
+              <w:top w:w="25" w:type="dxa"/>
+              <w:bottom w:w="25" w:type="dxa"/>
             </w:tcMar>
           </w:tcPr>
           <w:p>
@@ -559,20 +635,18 @@
             </w:pPr>
             <w:r>
               <w:rPr>
-                <w:sz w:val="16"/>
+                <w:sz w:val="14"/>
               </w:rPr>
               <w:t>1.70</w:t>
             </w:r>
           </w:p>
         </w:tc>
-      </w:tr>
-      <w:tr>
         <w:tc>
           <w:tcPr>
-            <w:tcW w:type="dxa" w:w="1649"/>
+            <w:tcW w:type="dxa" w:w="1454"/>
             <w:tcMar>
-              <w:top w:w="40" w:type="dxa"/>
-              <w:bottom w:w="40" w:type="dxa"/>
+              <w:top w:w="25" w:type="dxa"/>
+              <w:bottom w:w="25" w:type="dxa"/>
             </w:tcMar>
           </w:tcPr>
           <w:p>
@@ -582,7 +656,30 @@
             </w:pPr>
             <w:r>
               <w:rPr>
-                <w:sz w:val="16"/>
+                <w:sz w:val="14"/>
+              </w:rPr>
+              <w:t>Retained (Key Driver)</w:t>
+            </w:r>
+          </w:p>
+        </w:tc>
+      </w:tr>
+      <w:tr>
+        <w:tc>
+          <w:tcPr>
+            <w:tcW w:type="dxa" w:w="1454"/>
+            <w:tcMar>
+              <w:top w:w="25" w:type="dxa"/>
+              <w:bottom w:w="25" w:type="dxa"/>
+            </w:tcMar>
+          </w:tcPr>
+          <w:p>
+            <w:pPr>
+              <w:spacing w:after="20"/>
+              <w:jc w:val="left"/>
+            </w:pPr>
+            <w:r>
+              <w:rPr>
+                <w:sz w:val="14"/>
               </w:rPr>
               <w:t>is_host_home</w:t>
             </w:r>
@@ -590,10 +687,10 @@
         </w:tc>
         <w:tc>
           <w:tcPr>
-            <w:tcW w:type="dxa" w:w="1649"/>
+            <w:tcW w:type="dxa" w:w="1454"/>
             <w:tcMar>
-              <w:top w:w="40" w:type="dxa"/>
-              <w:bottom w:w="40" w:type="dxa"/>
+              <w:top w:w="25" w:type="dxa"/>
+              <w:bottom w:w="25" w:type="dxa"/>
             </w:tcMar>
           </w:tcPr>
           <w:p>
@@ -603,18 +700,18 @@
             </w:pPr>
             <w:r>
               <w:rPr>
-                <w:sz w:val="16"/>
+                <w:sz w:val="14"/>
               </w:rPr>
-              <w:t>+0.802</w:t>
+              <w:t>+0.800</w:t>
             </w:r>
           </w:p>
         </w:tc>
         <w:tc>
           <w:tcPr>
-            <w:tcW w:type="dxa" w:w="1649"/>
+            <w:tcW w:type="dxa" w:w="1454"/>
             <w:tcMar>
-              <w:top w:w="40" w:type="dxa"/>
-              <w:bottom w:w="40" w:type="dxa"/>
+              <w:top w:w="25" w:type="dxa"/>
+              <w:bottom w:w="25" w:type="dxa"/>
             </w:tcMar>
           </w:tcPr>
           <w:p>
@@ -624,18 +721,18 @@
             </w:pPr>
             <w:r>
               <w:rPr>
-                <w:sz w:val="16"/>
+                <w:sz w:val="14"/>
               </w:rPr>
-              <w:t>0.346</w:t>
+              <w:t>0.348</w:t>
             </w:r>
           </w:p>
         </w:tc>
         <w:tc>
           <w:tcPr>
-            <w:tcW w:type="dxa" w:w="1649"/>
+            <w:tcW w:type="dxa" w:w="1454"/>
             <w:tcMar>
-              <w:top w:w="40" w:type="dxa"/>
-              <w:bottom w:w="40" w:type="dxa"/>
+              <w:top w:w="25" w:type="dxa"/>
+              <w:bottom w:w="25" w:type="dxa"/>
             </w:tcMar>
           </w:tcPr>
           <w:p>
@@ -645,18 +742,18 @@
             </w:pPr>
             <w:r>
               <w:rPr>
-                <w:sz w:val="16"/>
+                <w:sz w:val="14"/>
               </w:rPr>
-              <w:t>+2.32</w:t>
+              <w:t>+2.30</w:t>
             </w:r>
           </w:p>
         </w:tc>
         <w:tc>
           <w:tcPr>
-            <w:tcW w:type="dxa" w:w="1649"/>
+            <w:tcW w:type="dxa" w:w="1454"/>
             <w:tcMar>
-              <w:top w:w="40" w:type="dxa"/>
-              <w:bottom w:w="40" w:type="dxa"/>
+              <w:top w:w="25" w:type="dxa"/>
+              <w:bottom w:w="25" w:type="dxa"/>
             </w:tcMar>
           </w:tcPr>
           <w:p>
@@ -666,7 +763,7 @@
             </w:pPr>
             <w:r>
               <w:rPr>
-                <w:sz w:val="16"/>
+                <w:sz w:val="14"/>
               </w:rPr>
               <w:t>0.022</w:t>
             </w:r>
@@ -674,10 +771,10 @@
         </w:tc>
         <w:tc>
           <w:tcPr>
-            <w:tcW w:type="dxa" w:w="1649"/>
+            <w:tcW w:type="dxa" w:w="1454"/>
             <w:tcMar>
-              <w:top w:w="40" w:type="dxa"/>
-              <w:bottom w:w="40" w:type="dxa"/>
+              <w:top w:w="25" w:type="dxa"/>
+              <w:bottom w:w="25" w:type="dxa"/>
             </w:tcMar>
           </w:tcPr>
           <w:p>
@@ -687,20 +784,18 @@
             </w:pPr>
             <w:r>
               <w:rPr>
-                <w:sz w:val="16"/>
+                <w:sz w:val="14"/>
               </w:rPr>
               <w:t>1.05</w:t>
             </w:r>
           </w:p>
         </w:tc>
-      </w:tr>
-      <w:tr>
         <w:tc>
           <w:tcPr>
-            <w:tcW w:type="dxa" w:w="1649"/>
+            <w:tcW w:type="dxa" w:w="1454"/>
             <w:tcMar>
-              <w:top w:w="40" w:type="dxa"/>
-              <w:bottom w:w="40" w:type="dxa"/>
+              <w:top w:w="25" w:type="dxa"/>
+              <w:bottom w:w="25" w:type="dxa"/>
             </w:tcMar>
           </w:tcPr>
           <w:p>
@@ -710,7 +805,30 @@
             </w:pPr>
             <w:r>
               <w:rPr>
-                <w:sz w:val="16"/>
+                <w:sz w:val="14"/>
+              </w:rPr>
+              <w:t>Retained (Key Driver)</w:t>
+            </w:r>
+          </w:p>
+        </w:tc>
+      </w:tr>
+      <w:tr>
+        <w:tc>
+          <w:tcPr>
+            <w:tcW w:type="dxa" w:w="1454"/>
+            <w:tcMar>
+              <w:top w:w="25" w:type="dxa"/>
+              <w:bottom w:w="25" w:type="dxa"/>
+            </w:tcMar>
+          </w:tcPr>
+          <w:p>
+            <w:pPr>
+              <w:spacing w:after="20"/>
+              <w:jc w:val="left"/>
+            </w:pPr>
+            <w:r>
+              <w:rPr>
+                <w:sz w:val="14"/>
               </w:rPr>
               <w:t>team_gf_pg</w:t>
             </w:r>
@@ -718,10 +836,10 @@
         </w:tc>
         <w:tc>
           <w:tcPr>
-            <w:tcW w:type="dxa" w:w="1649"/>
+            <w:tcW w:type="dxa" w:w="1454"/>
             <w:tcMar>
-              <w:top w:w="40" w:type="dxa"/>
-              <w:bottom w:w="40" w:type="dxa"/>
+              <w:top w:w="25" w:type="dxa"/>
+              <w:bottom w:w="25" w:type="dxa"/>
             </w:tcMar>
           </w:tcPr>
           <w:p>
@@ -731,18 +849,18 @@
             </w:pPr>
             <w:r>
               <w:rPr>
-                <w:sz w:val="16"/>
+                <w:sz w:val="14"/>
               </w:rPr>
-              <w:t>-0.397</w:t>
+              <w:t>-0.368</w:t>
             </w:r>
           </w:p>
         </w:tc>
         <w:tc>
           <w:tcPr>
-            <w:tcW w:type="dxa" w:w="1649"/>
+            <w:tcW w:type="dxa" w:w="1454"/>
             <w:tcMar>
-              <w:top w:w="40" w:type="dxa"/>
-              <w:bottom w:w="40" w:type="dxa"/>
+              <w:top w:w="25" w:type="dxa"/>
+              <w:bottom w:w="25" w:type="dxa"/>
             </w:tcMar>
           </w:tcPr>
           <w:p>
@@ -752,18 +870,18 @@
             </w:pPr>
             <w:r>
               <w:rPr>
-                <w:sz w:val="16"/>
+                <w:sz w:val="14"/>
               </w:rPr>
-              <w:t>0.215</w:t>
+              <w:t>0.223</w:t>
             </w:r>
           </w:p>
         </w:tc>
         <w:tc>
           <w:tcPr>
-            <w:tcW w:type="dxa" w:w="1649"/>
+            <w:tcW w:type="dxa" w:w="1454"/>
             <w:tcMar>
-              <w:top w:w="40" w:type="dxa"/>
-              <w:bottom w:w="40" w:type="dxa"/>
+              <w:top w:w="25" w:type="dxa"/>
+              <w:bottom w:w="25" w:type="dxa"/>
             </w:tcMar>
           </w:tcPr>
           <w:p>
@@ -773,18 +891,18 @@
             </w:pPr>
             <w:r>
               <w:rPr>
-                <w:sz w:val="16"/>
+                <w:sz w:val="14"/>
               </w:rPr>
-              <w:t>-1.85</w:t>
+              <w:t>-1.65</w:t>
             </w:r>
           </w:p>
         </w:tc>
         <w:tc>
           <w:tcPr>
-            <w:tcW w:type="dxa" w:w="1649"/>
+            <w:tcW w:type="dxa" w:w="1454"/>
             <w:tcMar>
-              <w:top w:w="40" w:type="dxa"/>
-              <w:bottom w:w="40" w:type="dxa"/>
+              <w:top w:w="25" w:type="dxa"/>
+              <w:bottom w:w="25" w:type="dxa"/>
             </w:tcMar>
           </w:tcPr>
           <w:p>
@@ -794,18 +912,18 @@
             </w:pPr>
             <w:r>
               <w:rPr>
-                <w:sz w:val="16"/>
+                <w:sz w:val="14"/>
               </w:rPr>
-              <w:t>0.066</w:t>
+              <w:t>0.101</w:t>
             </w:r>
           </w:p>
         </w:tc>
         <w:tc>
           <w:tcPr>
-            <w:tcW w:type="dxa" w:w="1649"/>
+            <w:tcW w:type="dxa" w:w="1454"/>
             <w:tcMar>
-              <w:top w:w="40" w:type="dxa"/>
-              <w:bottom w:w="40" w:type="dxa"/>
+              <w:top w:w="25" w:type="dxa"/>
+              <w:bottom w:w="25" w:type="dxa"/>
             </w:tcMar>
           </w:tcPr>
           <w:p>
@@ -815,20 +933,18 @@
             </w:pPr>
             <w:r>
               <w:rPr>
-                <w:sz w:val="16"/>
+                <w:sz w:val="14"/>
               </w:rPr>
               <w:t>1.65</w:t>
             </w:r>
           </w:p>
         </w:tc>
-      </w:tr>
-      <w:tr>
         <w:tc>
           <w:tcPr>
-            <w:tcW w:type="dxa" w:w="1649"/>
+            <w:tcW w:type="dxa" w:w="1454"/>
             <w:tcMar>
-              <w:top w:w="40" w:type="dxa"/>
-              <w:bottom w:w="40" w:type="dxa"/>
+              <w:top w:w="25" w:type="dxa"/>
+              <w:bottom w:w="25" w:type="dxa"/>
             </w:tcMar>
           </w:tcPr>
           <w:p>
@@ -838,7 +954,30 @@
             </w:pPr>
             <w:r>
               <w:rPr>
-                <w:sz w:val="16"/>
+                <w:sz w:val="14"/>
+              </w:rPr>
+              <w:t>Retained in k=6</w:t>
+            </w:r>
+          </w:p>
+        </w:tc>
+      </w:tr>
+      <w:tr>
+        <w:tc>
+          <w:tcPr>
+            <w:tcW w:type="dxa" w:w="1454"/>
+            <w:tcMar>
+              <w:top w:w="25" w:type="dxa"/>
+              <w:bottom w:w="25" w:type="dxa"/>
+            </w:tcMar>
+          </w:tcPr>
+          <w:p>
+            <w:pPr>
+              <w:spacing w:after="20"/>
+              <w:jc w:val="left"/>
+            </w:pPr>
+            <w:r>
+              <w:rPr>
+                <w:sz w:val="14"/>
               </w:rPr>
               <w:t>opp_ga_pg</w:t>
             </w:r>
@@ -846,10 +985,10 @@
         </w:tc>
         <w:tc>
           <w:tcPr>
-            <w:tcW w:type="dxa" w:w="1649"/>
+            <w:tcW w:type="dxa" w:w="1454"/>
             <w:tcMar>
-              <w:top w:w="40" w:type="dxa"/>
-              <w:bottom w:w="40" w:type="dxa"/>
+              <w:top w:w="25" w:type="dxa"/>
+              <w:bottom w:w="25" w:type="dxa"/>
             </w:tcMar>
           </w:tcPr>
           <w:p>
@@ -859,18 +998,18 @@
             </w:pPr>
             <w:r>
               <w:rPr>
-                <w:sz w:val="16"/>
+                <w:sz w:val="14"/>
               </w:rPr>
-              <w:t>+0.401</w:t>
+              <w:t>+0.386</w:t>
             </w:r>
           </w:p>
         </w:tc>
         <w:tc>
           <w:tcPr>
-            <w:tcW w:type="dxa" w:w="1649"/>
+            <w:tcW w:type="dxa" w:w="1454"/>
             <w:tcMar>
-              <w:top w:w="40" w:type="dxa"/>
-              <w:bottom w:w="40" w:type="dxa"/>
+              <w:top w:w="25" w:type="dxa"/>
+              <w:bottom w:w="25" w:type="dxa"/>
             </w:tcMar>
           </w:tcPr>
           <w:p>
@@ -880,18 +1019,18 @@
             </w:pPr>
             <w:r>
               <w:rPr>
-                <w:sz w:val="16"/>
+                <w:sz w:val="14"/>
               </w:rPr>
-              <w:t>0.216</w:t>
+              <w:t>0.220</w:t>
             </w:r>
           </w:p>
         </w:tc>
         <w:tc>
           <w:tcPr>
-            <w:tcW w:type="dxa" w:w="1649"/>
+            <w:tcW w:type="dxa" w:w="1454"/>
             <w:tcMar>
-              <w:top w:w="40" w:type="dxa"/>
-              <w:bottom w:w="40" w:type="dxa"/>
+              <w:top w:w="25" w:type="dxa"/>
+              <w:bottom w:w="25" w:type="dxa"/>
             </w:tcMar>
           </w:tcPr>
           <w:p>
@@ -901,18 +1040,18 @@
             </w:pPr>
             <w:r>
               <w:rPr>
-                <w:sz w:val="16"/>
+                <w:sz w:val="14"/>
               </w:rPr>
-              <w:t>+1.86</w:t>
+              <w:t>+1.75</w:t>
             </w:r>
           </w:p>
         </w:tc>
         <w:tc>
           <w:tcPr>
-            <w:tcW w:type="dxa" w:w="1649"/>
+            <w:tcW w:type="dxa" w:w="1454"/>
             <w:tcMar>
-              <w:top w:w="40" w:type="dxa"/>
-              <w:bottom w:w="40" w:type="dxa"/>
+              <w:top w:w="25" w:type="dxa"/>
+              <w:bottom w:w="25" w:type="dxa"/>
             </w:tcMar>
           </w:tcPr>
           <w:p>
@@ -922,18 +1061,18 @@
             </w:pPr>
             <w:r>
               <w:rPr>
-                <w:sz w:val="16"/>
+                <w:sz w:val="14"/>
               </w:rPr>
-              <w:t>0.064</w:t>
+              <w:t>0.081</w:t>
             </w:r>
           </w:p>
         </w:tc>
         <w:tc>
           <w:tcPr>
-            <w:tcW w:type="dxa" w:w="1649"/>
+            <w:tcW w:type="dxa" w:w="1454"/>
             <w:tcMar>
-              <w:top w:w="40" w:type="dxa"/>
-              <w:bottom w:w="40" w:type="dxa"/>
+              <w:top w:w="25" w:type="dxa"/>
+              <w:bottom w:w="25" w:type="dxa"/>
             </w:tcMar>
           </w:tcPr>
           <w:p>
@@ -943,20 +1082,18 @@
             </w:pPr>
             <w:r>
               <w:rPr>
-                <w:sz w:val="16"/>
+                <w:sz w:val="14"/>
               </w:rPr>
               <w:t>1.36</w:t>
             </w:r>
           </w:p>
         </w:tc>
-      </w:tr>
-      <w:tr>
         <w:tc>
           <w:tcPr>
-            <w:tcW w:type="dxa" w:w="1649"/>
+            <w:tcW w:type="dxa" w:w="1454"/>
             <w:tcMar>
-              <w:top w:w="40" w:type="dxa"/>
-              <w:bottom w:w="40" w:type="dxa"/>
+              <w:top w:w="25" w:type="dxa"/>
+              <w:bottom w:w="25" w:type="dxa"/>
             </w:tcMar>
           </w:tcPr>
           <w:p>
@@ -966,7 +1103,30 @@
             </w:pPr>
             <w:r>
               <w:rPr>
-                <w:sz w:val="16"/>
+                <w:sz w:val="14"/>
+              </w:rPr>
+              <w:t>Retained in k=6</w:t>
+            </w:r>
+          </w:p>
+        </w:tc>
+      </w:tr>
+      <w:tr>
+        <w:tc>
+          <w:tcPr>
+            <w:tcW w:type="dxa" w:w="1454"/>
+            <w:tcMar>
+              <w:top w:w="25" w:type="dxa"/>
+              <w:bottom w:w="25" w:type="dxa"/>
+            </w:tcMar>
+          </w:tcPr>
+          <w:p>
+            <w:pPr>
+              <w:spacing w:after="20"/>
+              <w:jc w:val="left"/>
+            </w:pPr>
+            <w:r>
+              <w:rPr>
+                <w:sz w:val="14"/>
               </w:rPr>
               <w:t>team_log_rank</w:t>
             </w:r>
@@ -974,10 +1134,10 @@
         </w:tc>
         <w:tc>
           <w:tcPr>
-            <w:tcW w:type="dxa" w:w="1649"/>
+            <w:tcW w:type="dxa" w:w="1454"/>
             <w:tcMar>
-              <w:top w:w="40" w:type="dxa"/>
-              <w:bottom w:w="40" w:type="dxa"/>
+              <w:top w:w="25" w:type="dxa"/>
+              <w:bottom w:w="25" w:type="dxa"/>
             </w:tcMar>
           </w:tcPr>
           <w:p>
@@ -987,18 +1147,18 @@
             </w:pPr>
             <w:r>
               <w:rPr>
-                <w:sz w:val="16"/>
+                <w:sz w:val="14"/>
               </w:rPr>
-              <w:t>-0.226</w:t>
+              <w:t>-0.232</w:t>
             </w:r>
           </w:p>
         </w:tc>
         <w:tc>
           <w:tcPr>
-            <w:tcW w:type="dxa" w:w="1649"/>
+            <w:tcW w:type="dxa" w:w="1454"/>
             <w:tcMar>
-              <w:top w:w="40" w:type="dxa"/>
-              <w:bottom w:w="40" w:type="dxa"/>
+              <w:top w:w="25" w:type="dxa"/>
+              <w:bottom w:w="25" w:type="dxa"/>
             </w:tcMar>
           </w:tcPr>
           <w:p>
@@ -1008,18 +1168,18 @@
             </w:pPr>
             <w:r>
               <w:rPr>
-                <w:sz w:val="16"/>
+                <w:sz w:val="14"/>
               </w:rPr>
-              <w:t>0.120</w:t>
+              <w:t>0.121</w:t>
             </w:r>
           </w:p>
         </w:tc>
         <w:tc>
           <w:tcPr>
-            <w:tcW w:type="dxa" w:w="1649"/>
+            <w:tcW w:type="dxa" w:w="1454"/>
             <w:tcMar>
-              <w:top w:w="40" w:type="dxa"/>
-              <w:bottom w:w="40" w:type="dxa"/>
+              <w:top w:w="25" w:type="dxa"/>
+              <w:bottom w:w="25" w:type="dxa"/>
             </w:tcMar>
           </w:tcPr>
           <w:p>
@@ -1029,18 +1189,18 @@
             </w:pPr>
             <w:r>
               <w:rPr>
-                <w:sz w:val="16"/>
+                <w:sz w:val="14"/>
               </w:rPr>
-              <w:t>-1.88</w:t>
+              <w:t>-1.91</w:t>
             </w:r>
           </w:p>
         </w:tc>
         <w:tc>
           <w:tcPr>
-            <w:tcW w:type="dxa" w:w="1649"/>
+            <w:tcW w:type="dxa" w:w="1454"/>
             <w:tcMar>
-              <w:top w:w="40" w:type="dxa"/>
-              <w:bottom w:w="40" w:type="dxa"/>
+              <w:top w:w="25" w:type="dxa"/>
+              <w:bottom w:w="25" w:type="dxa"/>
             </w:tcMar>
           </w:tcPr>
           <w:p>
@@ -1050,18 +1210,18 @@
             </w:pPr>
             <w:r>
               <w:rPr>
-                <w:sz w:val="16"/>
+                <w:sz w:val="14"/>
               </w:rPr>
-              <w:t>0.062</w:t>
+              <w:t>0.057</w:t>
             </w:r>
           </w:p>
         </w:tc>
         <w:tc>
           <w:tcPr>
-            <w:tcW w:type="dxa" w:w="1649"/>
+            <w:tcW w:type="dxa" w:w="1454"/>
             <w:tcMar>
-              <w:top w:w="40" w:type="dxa"/>
-              <w:bottom w:w="40" w:type="dxa"/>
+              <w:top w:w="25" w:type="dxa"/>
+              <w:bottom w:w="25" w:type="dxa"/>
             </w:tcMar>
           </w:tcPr>
           <w:p>
@@ -1071,9 +1231,332 @@
             </w:pPr>
             <w:r>
               <w:rPr>
-                <w:sz w:val="16"/>
+                <w:sz w:val="14"/>
               </w:rPr>
               <w:t>2.84</w:t>
+            </w:r>
+          </w:p>
+        </w:tc>
+        <w:tc>
+          <w:tcPr>
+            <w:tcW w:type="dxa" w:w="1454"/>
+            <w:tcMar>
+              <w:top w:w="25" w:type="dxa"/>
+              <w:bottom w:w="25" w:type="dxa"/>
+            </w:tcMar>
+          </w:tcPr>
+          <w:p>
+            <w:pPr>
+              <w:spacing w:after="20"/>
+              <w:jc w:val="left"/>
+            </w:pPr>
+            <w:r>
+              <w:rPr>
+                <w:sz w:val="14"/>
+              </w:rPr>
+              <w:t>Retained in k=6</w:t>
+            </w:r>
+          </w:p>
+        </w:tc>
+      </w:tr>
+      <w:tr>
+        <w:tc>
+          <w:tcPr>
+            <w:tcW w:type="dxa" w:w="1454"/>
+            <w:tcMar>
+              <w:top w:w="25" w:type="dxa"/>
+              <w:bottom w:w="25" w:type="dxa"/>
+            </w:tcMar>
+          </w:tcPr>
+          <w:p>
+            <w:pPr>
+              <w:spacing w:after="20"/>
+              <w:jc w:val="left"/>
+            </w:pPr>
+            <w:r>
+              <w:rPr>
+                <w:sz w:val="14"/>
+              </w:rPr>
+              <w:t>opp_gf_pg</w:t>
+            </w:r>
+          </w:p>
+        </w:tc>
+        <w:tc>
+          <w:tcPr>
+            <w:tcW w:type="dxa" w:w="1454"/>
+            <w:tcMar>
+              <w:top w:w="25" w:type="dxa"/>
+              <w:bottom w:w="25" w:type="dxa"/>
+            </w:tcMar>
+          </w:tcPr>
+          <w:p>
+            <w:pPr>
+              <w:spacing w:after="20"/>
+              <w:jc w:val="right"/>
+            </w:pPr>
+            <w:r>
+              <w:rPr>
+                <w:sz w:val="14"/>
+              </w:rPr>
+              <w:t>+0.120</w:t>
+            </w:r>
+          </w:p>
+        </w:tc>
+        <w:tc>
+          <w:tcPr>
+            <w:tcW w:type="dxa" w:w="1454"/>
+            <w:tcMar>
+              <w:top w:w="25" w:type="dxa"/>
+              <w:bottom w:w="25" w:type="dxa"/>
+            </w:tcMar>
+          </w:tcPr>
+          <w:p>
+            <w:pPr>
+              <w:spacing w:after="20"/>
+              <w:jc w:val="right"/>
+            </w:pPr>
+            <w:r>
+              <w:rPr>
+                <w:sz w:val="14"/>
+              </w:rPr>
+              <w:t>0.216</w:t>
+            </w:r>
+          </w:p>
+        </w:tc>
+        <w:tc>
+          <w:tcPr>
+            <w:tcW w:type="dxa" w:w="1454"/>
+            <w:tcMar>
+              <w:top w:w="25" w:type="dxa"/>
+              <w:bottom w:w="25" w:type="dxa"/>
+            </w:tcMar>
+          </w:tcPr>
+          <w:p>
+            <w:pPr>
+              <w:spacing w:after="20"/>
+              <w:jc w:val="right"/>
+            </w:pPr>
+            <w:r>
+              <w:rPr>
+                <w:sz w:val="14"/>
+              </w:rPr>
+              <w:t>+0.55</w:t>
+            </w:r>
+          </w:p>
+        </w:tc>
+        <w:tc>
+          <w:tcPr>
+            <w:tcW w:type="dxa" w:w="1454"/>
+            <w:tcMar>
+              <w:top w:w="25" w:type="dxa"/>
+              <w:bottom w:w="25" w:type="dxa"/>
+            </w:tcMar>
+          </w:tcPr>
+          <w:p>
+            <w:pPr>
+              <w:spacing w:after="20"/>
+              <w:jc w:val="right"/>
+            </w:pPr>
+            <w:r>
+              <w:rPr>
+                <w:sz w:val="14"/>
+              </w:rPr>
+              <w:t>0.580</w:t>
+            </w:r>
+          </w:p>
+        </w:tc>
+        <w:tc>
+          <w:tcPr>
+            <w:tcW w:type="dxa" w:w="1454"/>
+            <w:tcMar>
+              <w:top w:w="25" w:type="dxa"/>
+              <w:bottom w:w="25" w:type="dxa"/>
+            </w:tcMar>
+          </w:tcPr>
+          <w:p>
+            <w:pPr>
+              <w:spacing w:after="20"/>
+              <w:jc w:val="right"/>
+            </w:pPr>
+            <w:r>
+              <w:rPr>
+                <w:sz w:val="14"/>
+              </w:rPr>
+              <w:t>1.54</w:t>
+            </w:r>
+          </w:p>
+        </w:tc>
+        <w:tc>
+          <w:tcPr>
+            <w:tcW w:type="dxa" w:w="1454"/>
+            <w:tcMar>
+              <w:top w:w="25" w:type="dxa"/>
+              <w:bottom w:w="25" w:type="dxa"/>
+            </w:tcMar>
+          </w:tcPr>
+          <w:p>
+            <w:pPr>
+              <w:spacing w:after="20"/>
+              <w:jc w:val="left"/>
+            </w:pPr>
+            <w:r>
+              <w:rPr>
+                <w:b/>
+                <w:color w:val="A00000"/>
+                <w:sz w:val="14"/>
+              </w:rPr>
+              <w:t>Removed (Noise / p&gt;0.5)</w:t>
+            </w:r>
+          </w:p>
+        </w:tc>
+      </w:tr>
+      <w:tr>
+        <w:tc>
+          <w:tcPr>
+            <w:tcW w:type="dxa" w:w="1454"/>
+            <w:tcMar>
+              <w:top w:w="25" w:type="dxa"/>
+              <w:bottom w:w="25" w:type="dxa"/>
+            </w:tcMar>
+          </w:tcPr>
+          <w:p>
+            <w:pPr>
+              <w:spacing w:after="20"/>
+              <w:jc w:val="left"/>
+            </w:pPr>
+            <w:r>
+              <w:rPr>
+                <w:sz w:val="14"/>
+              </w:rPr>
+              <w:t>is_knockout</w:t>
+            </w:r>
+          </w:p>
+        </w:tc>
+        <w:tc>
+          <w:tcPr>
+            <w:tcW w:type="dxa" w:w="1454"/>
+            <w:tcMar>
+              <w:top w:w="25" w:type="dxa"/>
+              <w:bottom w:w="25" w:type="dxa"/>
+            </w:tcMar>
+          </w:tcPr>
+          <w:p>
+            <w:pPr>
+              <w:spacing w:after="20"/>
+              <w:jc w:val="right"/>
+            </w:pPr>
+            <w:r>
+              <w:rPr>
+                <w:sz w:val="14"/>
+              </w:rPr>
+              <w:t>-0.100</w:t>
+            </w:r>
+          </w:p>
+        </w:tc>
+        <w:tc>
+          <w:tcPr>
+            <w:tcW w:type="dxa" w:w="1454"/>
+            <w:tcMar>
+              <w:top w:w="25" w:type="dxa"/>
+              <w:bottom w:w="25" w:type="dxa"/>
+            </w:tcMar>
+          </w:tcPr>
+          <w:p>
+            <w:pPr>
+              <w:spacing w:after="20"/>
+              <w:jc w:val="right"/>
+            </w:pPr>
+            <w:r>
+              <w:rPr>
+                <w:sz w:val="14"/>
+              </w:rPr>
+              <w:t>0.225</w:t>
+            </w:r>
+          </w:p>
+        </w:tc>
+        <w:tc>
+          <w:tcPr>
+            <w:tcW w:type="dxa" w:w="1454"/>
+            <w:tcMar>
+              <w:top w:w="25" w:type="dxa"/>
+              <w:bottom w:w="25" w:type="dxa"/>
+            </w:tcMar>
+          </w:tcPr>
+          <w:p>
+            <w:pPr>
+              <w:spacing w:after="20"/>
+              <w:jc w:val="right"/>
+            </w:pPr>
+            <w:r>
+              <w:rPr>
+                <w:sz w:val="14"/>
+              </w:rPr>
+              <w:t>-0.44</w:t>
+            </w:r>
+          </w:p>
+        </w:tc>
+        <w:tc>
+          <w:tcPr>
+            <w:tcW w:type="dxa" w:w="1454"/>
+            <w:tcMar>
+              <w:top w:w="25" w:type="dxa"/>
+              <w:bottom w:w="25" w:type="dxa"/>
+            </w:tcMar>
+          </w:tcPr>
+          <w:p>
+            <w:pPr>
+              <w:spacing w:after="20"/>
+              <w:jc w:val="right"/>
+            </w:pPr>
+            <w:r>
+              <w:rPr>
+                <w:sz w:val="14"/>
+              </w:rPr>
+              <w:t>0.658</w:t>
+            </w:r>
+          </w:p>
+        </w:tc>
+        <w:tc>
+          <w:tcPr>
+            <w:tcW w:type="dxa" w:w="1454"/>
+            <w:tcMar>
+              <w:top w:w="25" w:type="dxa"/>
+              <w:bottom w:w="25" w:type="dxa"/>
+            </w:tcMar>
+          </w:tcPr>
+          <w:p>
+            <w:pPr>
+              <w:spacing w:after="20"/>
+              <w:jc w:val="right"/>
+            </w:pPr>
+            <w:r>
+              <w:rPr>
+                <w:sz w:val="14"/>
+              </w:rPr>
+              <w:t>1.60</w:t>
+            </w:r>
+          </w:p>
+        </w:tc>
+        <w:tc>
+          <w:tcPr>
+            <w:tcW w:type="dxa" w:w="1454"/>
+            <w:tcMar>
+              <w:top w:w="25" w:type="dxa"/>
+              <w:bottom w:w="25" w:type="dxa"/>
+            </w:tcMar>
+          </w:tcPr>
+          <w:p>
+            <w:pPr>
+              <w:spacing w:after="20"/>
+              <w:jc w:val="left"/>
+            </w:pPr>
+            <w:r>
+              <w:rPr>
+                <w:b/>
+                <w:color w:val="A00000"/>
+                <w:sz w:val="14"/>
+              </w:rPr>
+              <w:t>Removed (Noise / p&gt;0.6)</w:t>
             </w:r>
           </w:p>
         </w:tc>
@@ -1081,35 +1564,49 @@
     </w:tbl>
     <w:p>
       <w:pPr>
-        <w:spacing w:before="80" w:after="40"/>
+        <w:spacing w:before="40"/>
+      </w:pPr>
+      <w:r>
+        <w:rPr>
+          <w:b/>
+        </w:rPr>
+        <w:t xml:space="preserve">Week 9 T1 Benchmark (80/20 Holdout): </w:t>
+      </w:r>
+      <w:r>
+        <w:t>Evaluating against the naive baseline (predicting training mean ȳ=1.45), our model demonstrates authentic predictive power across all 5 standard metrics: MAE=0.918 (vs 0.952 baseline), MSE=1.637 (vs 2.191), RMSE=1.280 (vs 1.480), Normalised RMSE=0.183 (vs 0.211), and R²=+0.184 (vs -0.092 for naive mean).</w:t>
+      </w:r>
+    </w:p>
+    <w:p>
+      <w:pPr>
+        <w:spacing w:before="40"/>
       </w:pPr>
       <w:r>
         <w:rPr>
           <w:b/>
           <w:color w:val="113366"/>
-          <w:sz w:val="21"/>
+          <w:sz w:val="19"/>
         </w:rPr>
-        <w:t>2. Substantive Football Analytics Interpretations</w:t>
+        <w:t>2. Football Analytics &amp; Tactical Nuance</w:t>
       </w:r>
     </w:p>
     <w:p>
       <w:r>
-        <w:t>1) Baseline Squad Quality: Team market value is the premier offensive driver (β̂=+0.386, p=0.001); a doubling of squad valuation increases expected goals by ~0.27 (ln(2)×0.386). Concurrently, facing lower-ranked opponents (higher ln rank) substantially boosts goal expectancy (β̂=+0.269, p=0.001).</w:t>
+        <w:t>1) Baseline Quality: Team market value is the premier offensive driver (β̂=+0.379, p=0.002); doubling squad valuation yields ~+0.26 goals (ln(2)×0.379). Lower opponent FIFA ranking similarly raises goal expectancy (β̂=+0.285, p=0.003).</w:t>
         <w:br/>
-        <w:t>2) True Host Nation Edge: Controlling for underlying talent, playing on domestic soil yields a statistically significant premium of +0.802 goals per match (p=0.022), reflecting home crowds and familiarity.</w:t>
+        <w:t>2) True Host Nation Edge: Domestic venue imparts an incremental +0.800 goals (p=0.022) independently of team talent.</w:t>
         <w:br/>
-        <w:t>3) Tactical Form Dynamics: Prior form displays nuanced effects: opponent goals conceded earlier (opp_ga_pg) increases goal yield (β̂=+0.401, p=0.064), while team prior scoring displays a slight negative rebound (β̂=-0.397, p=0.066), reflecting tactical adaptation by subsequent rivals.</w:t>
+        <w:t>3) Tactical Dynamics &amp; Pruning Justification: Opponents' prior defensive frailty (opp_ga_pg) boosts goal yield (β̂=+0.386, p=0.081). Conversely, is_knockout and opp_gf_pg display near-zero t-statistics (|t|&lt;0.6, p&gt;0.5), indicating knockout caution is already captured by defensive shrinkage priors.</w:t>
       </w:r>
     </w:p>
     <w:p>
       <w:pPr>
-        <w:spacing w:after="40"/>
+        <w:spacing w:after="20"/>
         <w:jc w:val="center"/>
       </w:pPr>
       <w:r>
         <w:drawing>
           <wp:inline xmlns:a="http://schemas.openxmlformats.org/drawingml/2006/main" xmlns:pic="http://schemas.openxmlformats.org/drawingml/2006/picture">
-            <wp:extent cx="6217920" cy="1865376"/>
+            <wp:extent cx="6309360" cy="1892808"/>
             <wp:docPr id="1" name="Picture 1"/>
             <wp:cNvGraphicFramePr>
               <a:graphicFrameLocks noChangeAspect="1"/>
@@ -1130,7 +1627,7 @@
                   <pic:spPr>
                     <a:xfrm>
                       <a:off x="0" y="0"/>
-                      <a:ext cx="6217920" cy="1865376"/>
+                      <a:ext cx="6309360" cy="1892808"/>
                     </a:xfrm>
                     <a:prstGeom prst="rect"/>
                   </pic:spPr>
@@ -1143,38 +1640,37 @@
     </w:p>
     <w:p>
       <w:pPr>
-        <w:spacing w:after="80"/>
         <w:jc w:val="center"/>
       </w:pPr>
       <w:r>
         <w:rPr>
           <w:i/>
-          <w:sz w:val="16"/>
+          <w:sz w:val="15"/>
         </w:rPr>
-        <w:t>Figure 1. Diagnostics of the optimal LR2.2 model: (a) Predicted vs Actual goals; (b) Residuals vs Fitted; (c) Normal Q-Q plot.</w:t>
+        <w:t>Figure 1. Evaluation suite: (a) Predicted vs Actual goals; (b) Residuals vs Fitted; (c) Normal Q-Q plot.</w:t>
       </w:r>
     </w:p>
     <w:p>
       <w:pPr>
-        <w:spacing w:before="60" w:after="40"/>
+        <w:spacing w:before="40"/>
       </w:pPr>
       <w:r>
         <w:rPr>
           <w:b/>
           <w:color w:val="113366"/>
-          <w:sz w:val="21"/>
+          <w:sz w:val="19"/>
         </w:rPr>
-        <w:t>3. Residual Diagnostics &amp; Methodological Robustness</w:t>
+        <w:t>3. Residual Diagnostics &amp; Robustness Defense</w:t>
       </w:r>
     </w:p>
     <w:p>
       <w:r>
-        <w:t>Classical diagnostic testing identifies inherent count-data traits: the Breusch-Pagan test indicates mild heteroscedasticity (LM=20.30, p=0.0024), while Jarque-Bera rejects strict Gaussian residuals (JB=45.84, p&lt;0.001, skewness=0.78) driven by zero-inflation (26.4%). To ensure defensive rigor, MacKinnon-White HC3 robust standard errors were re-estimated (Table 1); squad value (p=0.0007), opponent rank (p=0.0022), and host edge (p=0.0477) remain strictly significant. Durbin-Watson (DW=1.82) confirms absence of severe residual autocorrelation. Maximum Cook's distance is 0.137, well below critical cutoffs (D &lt; 0.5), demonstrating that findings are not driven by outlier blowouts.</w:t>
+        <w:t>Gauss-Markov tests highlight count-data properties: Breusch-Pagan detects mild heteroscedasticity (LM=20.30, p=0.0024), and Jarque-Bera rejects strict error normality (JB=45.84, p&lt;0.001, skewness=0.78) driven by 26.4% zero-inflation. Under Central Limit Theorem guarantees (N=208), we re-estimated MacKinnon-White HC3 robust standard errors: squad value (p=0.0007), opponent rank (p=0.0022), and host edge (p=0.0477) remain strictly significant. Durbin-Watson (DW=1.82) confirms absence of serial correlation, and maximum Cook's distance is 0.137 (&lt;0.5 cutoff), precluding outlier distortion.</w:t>
       </w:r>
     </w:p>
     <w:sectPr>
       <w:pgSz w:w="11909" w:h="16834"/>
-      <w:pgMar w:top="936" w:right="1008" w:bottom="936" w:left="1008" w:header="720" w:footer="720" w:gutter="0"/>
+      <w:pgMar w:top="691" w:right="864" w:bottom="691" w:left="864" w:header="720" w:footer="720" w:gutter="0"/>
       <w:cols w:space="720"/>
       <w:docGrid w:linePitch="360"/>
     </w:sectPr>
@@ -1546,12 +2042,12 @@
     <w:qFormat/>
     <w:rsid w:val="00FC693F"/>
     <w:pPr>
-      <w:spacing w:line="252" w:lineRule="auto" w:after="60"/>
+      <w:spacing w:line="252" w:lineRule="auto" w:after="40"/>
     </w:pPr>
     <w:rPr>
       <w:rFonts w:ascii="Times New Roman" w:hAnsi="Times New Roman"/>
       <w:color w:val="222222"/>
-      <w:sz w:val="19"/>
+      <w:sz w:val="17"/>
     </w:rPr>
   </w:style>
   <w:style w:type="paragraph" w:styleId="Header">
